--- a/uploads/Resume of Jansi Balina.docx
+++ b/uploads/Resume of Jansi Balina.docx
@@ -46,7 +46,7 @@
             <w:sz w:val="16"/>
             <w:szCs w:val="16"/>
           </w:rPr>
-          <w:t>praneeth@realsoftech.com</w:t>
+          <w:t>jansib48@gmail.com</w:t>
         </w:r>
       </w:hyperlink>
     </w:p>
@@ -58,23 +58,29 @@
           <w:rFonts w:ascii="Century Gothic" w:hAnsi="Century Gothic"/>
           <w:b/>
           <w:bCs/>
-          <w:sz w:val="16"/>
-          <w:szCs w:val="16"/>
-        </w:rPr>
-      </w:pPr>
-      <w:r>
-        <w:rPr>
-          <w:b/>
-          <w:bCs/>
+          <w:sz w:val="10"/>
+          <w:szCs w:val="10"/>
+        </w:rPr>
+      </w:pPr>
+      <w:r>
+        <w:rPr>
+          <w:rFonts w:ascii="Century Gothic" w:hAnsi="Century Gothic"/>
+          <w:b/>
+          <w:bCs/>
+          <w:sz w:val="16"/>
+          <w:szCs w:val="16"/>
         </w:rPr>
         <w:t xml:space="preserve">Ph: </w:t>
       </w:r>
       <w:r>
         <w:rPr>
-          <w:b/>
-          <w:bCs/>
-        </w:rPr>
-        <w:t>703 689 9945 Ext 141</w:t>
+          <w:rFonts w:ascii="Century Gothic" w:hAnsi="Century Gothic"/>
+          <w:b/>
+          <w:bCs/>
+          <w:sz w:val="16"/>
+          <w:szCs w:val="16"/>
+        </w:rPr>
+        <w:t>(669)-264-4911</w:t>
       </w:r>
     </w:p>
     <w:p>
@@ -86,15 +92,13 @@
           <w:sz w:val="16"/>
           <w:szCs w:val="16"/>
           <w:shd w:val="clear" w:color="auto" w:fill="FFFFFF"/>
-          <w:lang w:val="en-IN"/>
-        </w:rPr>
-      </w:pPr>
-      <w:r>
-        <w:rPr>
-          <w:rFonts w:ascii="Century Gothic" w:hAnsi="Century Gothic"/>
-          <w:sz w:val="16"/>
-          <w:szCs w:val="16"/>
-          <w:lang w:val="en-IN"/>
+        </w:rPr>
+      </w:pPr>
+      <w:r>
+        <w:rPr>
+          <w:rFonts w:ascii="Century Gothic" w:hAnsi="Century Gothic"/>
+          <w:sz w:val="16"/>
+          <w:szCs w:val="16"/>
         </w:rPr>
         <w:t>LinkedIn:</w:t>
       </w:r>
@@ -104,7 +108,6 @@
           <w:sz w:val="16"/>
           <w:szCs w:val="16"/>
           <w:shd w:val="clear" w:color="auto" w:fill="FFFFFF"/>
-          <w:lang w:val="en-IN"/>
         </w:rPr>
         <w:t xml:space="preserve"> </w:t>
       </w:r>
@@ -116,7 +119,6 @@
             <w:sz w:val="16"/>
             <w:szCs w:val="16"/>
             <w:shd w:val="clear" w:color="auto" w:fill="FFFFFF"/>
-            <w:lang w:val="en-IN"/>
           </w:rPr>
           <w:t>www.linkedin.com/in/jansi-b-381163179</w:t>
         </w:r>
@@ -127,7 +129,6 @@
           <w:sz w:val="16"/>
           <w:szCs w:val="16"/>
           <w:shd w:val="clear" w:color="auto" w:fill="FFFFFF"/>
-          <w:lang w:val="en-IN"/>
         </w:rPr>
         <w:t xml:space="preserve"> </w:t>
       </w:r>
@@ -18490,124 +18491,12 @@
         <w:noProof/>
         <w14:ligatures w14:val="standardContextual"/>
       </w:rPr>
-      <w:fldChar w:fldCharType="begin"/>
-    </w:r>
-    <w:r>
-      <w:rPr>
-        <w:noProof/>
-        <w14:ligatures w14:val="standardContextual"/>
-      </w:rPr>
-      <w:instrText xml:space="preserve"> INCLUDEPICTURE  "\\\\Users\\..\\..\\Library\\Group Containers\\UBF8T346G9.ms\\WebArchiveCopyPasteTempFiles\\com.microsoft.Word\\A1zHUk1CUIYVQAAAABJRU5ErkJggg==" \* MERGEFORMATINET </w:instrText>
-    </w:r>
-    <w:r>
-      <w:rPr>
-        <w:noProof/>
-        <w14:ligatures w14:val="standardContextual"/>
-      </w:rPr>
-      <w:fldChar w:fldCharType="separate"/>
-    </w:r>
-    <w:r>
-      <w:rPr>
-        <w:noProof/>
-        <w14:ligatures w14:val="standardContextual"/>
-      </w:rPr>
-      <w:fldChar w:fldCharType="begin"/>
-    </w:r>
-    <w:r>
-      <w:rPr>
-        <w:noProof/>
-        <w14:ligatures w14:val="standardContextual"/>
-      </w:rPr>
-      <w:instrText xml:space="preserve"> INCLUDEPICTURE  "\\\\Users\\..\\..\\Library\\Group Containers\\UBF8T346G9.ms\\WebArchiveCopyPasteTempFiles\\com.microsoft.Word\\A1zHUk1CUIYVQAAAABJRU5ErkJggg==" \* MERGEFORMATINET </w:instrText>
-    </w:r>
-    <w:r>
-      <w:rPr>
-        <w:noProof/>
-        <w14:ligatures w14:val="standardContextual"/>
-      </w:rPr>
-      <w:fldChar w:fldCharType="separate"/>
-    </w:r>
-    <w:r>
-      <w:rPr>
-        <w:noProof/>
-        <w14:ligatures w14:val="standardContextual"/>
-      </w:rPr>
-      <w:fldChar w:fldCharType="begin"/>
-    </w:r>
-    <w:r>
-      <w:rPr>
-        <w:noProof/>
-        <w14:ligatures w14:val="standardContextual"/>
-      </w:rPr>
-      <w:instrText xml:space="preserve"> INCLUDEPICTURE  "\\\\Users\\..\\..\\Library\\Group Containers\\UBF8T346G9.ms\\WebArchiveCopyPasteTempFiles\\com.microsoft.Word\\A1zHUk1CUIYVQAAAABJRU5ErkJggg==" \* MERGEFORMATINET </w:instrText>
-    </w:r>
-    <w:r>
-      <w:rPr>
-        <w:noProof/>
-        <w14:ligatures w14:val="standardContextual"/>
-      </w:rPr>
-      <w:fldChar w:fldCharType="separate"/>
-    </w:r>
-    <w:r>
-      <w:rPr>
-        <w:noProof/>
-        <w14:ligatures w14:val="standardContextual"/>
-      </w:rPr>
-      <w:fldChar w:fldCharType="begin"/>
-    </w:r>
-    <w:r>
-      <w:rPr>
-        <w:noProof/>
-        <w14:ligatures w14:val="standardContextual"/>
-      </w:rPr>
-      <w:instrText xml:space="preserve"> INCLUDEPICTURE  "\\\\Users\\..\\..\\Library\\Group Containers\\UBF8T346G9.ms\\WebArchiveCopyPasteTempFiles\\com.microsoft.Word\\A1zHUk1CUIYVQAAAABJRU5ErkJggg==" \* MERGEFORMATINET </w:instrText>
-    </w:r>
-    <w:r>
-      <w:rPr>
-        <w:noProof/>
-        <w14:ligatures w14:val="standardContextual"/>
-      </w:rPr>
-      <w:fldChar w:fldCharType="separate"/>
-    </w:r>
-    <w:r>
-      <w:rPr>
-        <w:noProof/>
-        <w14:ligatures w14:val="standardContextual"/>
-      </w:rPr>
       <w:pict w14:anchorId="5A046577">
         <v:shape id="dimg_wy5XZ_WFELqlptQPwabg6Qg_377" o:spid="_x0000_i1027" type="#_x0000_t75" alt="Tableau Integration - Matterly" style="width:39.75pt;height:39.75pt;visibility:visible;mso-wrap-style:square;mso-width-percent:0;mso-height-percent:0;mso-width-percent:0;mso-height-percent:0">
           <v:imagedata r:id="rId4" r:href="rId5"/>
           <o:lock v:ext="edit" rotation="t" cropping="t" verticies="t"/>
         </v:shape>
       </w:pict>
-    </w:r>
-    <w:r>
-      <w:rPr>
-        <w:noProof/>
-        <w14:ligatures w14:val="standardContextual"/>
-      </w:rPr>
-      <w:fldChar w:fldCharType="end"/>
-    </w:r>
-    <w:r>
-      <w:rPr>
-        <w:noProof/>
-        <w14:ligatures w14:val="standardContextual"/>
-      </w:rPr>
-      <w:fldChar w:fldCharType="end"/>
-    </w:r>
-    <w:r>
-      <w:rPr>
-        <w:noProof/>
-        <w14:ligatures w14:val="standardContextual"/>
-      </w:rPr>
-      <w:fldChar w:fldCharType="end"/>
-    </w:r>
-    <w:r>
-      <w:rPr>
-        <w:noProof/>
-        <w14:ligatures w14:val="standardContextual"/>
-      </w:rPr>
-      <w:fldChar w:fldCharType="end"/>
     </w:r>
     <w:r>
       <w:rPr>
@@ -20194,7 +20083,6 @@
   <w:style w:type="character" w:default="1" w:styleId="DefaultParagraphFont">
     <w:name w:val="Default Paragraph Font"/>
     <w:uiPriority w:val="1"/>
-    <w:semiHidden/>
     <w:unhideWhenUsed/>
   </w:style>
   <w:style w:type="table" w:default="1" w:styleId="TableNormal">
